--- a/documentação/Requisitos/UC11 -AREA DE TRABALHO - ESPECIALISTA.docx
+++ b/documentação/Requisitos/UC11 -AREA DE TRABALHO - ESPECIALISTA.docx
@@ -2691,6 +2691,7 @@
           <w:color w:val="404040"/>
         </w:rPr>
       </w:pPr>
+      <w:bookmarkStart w:id="5" w:name="OLE_LINK1"/>
       <w:r>
         <w:rPr>
           <w:rStyle w:val="Forte"/>
@@ -2937,7 +2938,31 @@
           <w:rFonts w:ascii="Segoe UI" w:eastAsiaTheme="majorEastAsia" w:hAnsi="Segoe UI" w:cs="Segoe UI"/>
           <w:color w:val="404040"/>
         </w:rPr>
-        <w:t>UC19 – Meu Perfil</w:t>
+        <w:t>UC</w:t>
+      </w:r>
+      <w:r>
+        <w:rPr>
+          <w:rStyle w:val="Forte"/>
+          <w:rFonts w:ascii="Segoe UI" w:eastAsiaTheme="majorEastAsia" w:hAnsi="Segoe UI" w:cs="Segoe UI"/>
+          <w:color w:val="404040"/>
+        </w:rPr>
+        <w:t>10</w:t>
+      </w:r>
+      <w:r>
+        <w:rPr>
+          <w:rStyle w:val="Forte"/>
+          <w:rFonts w:ascii="Segoe UI" w:eastAsiaTheme="majorEastAsia" w:hAnsi="Segoe UI" w:cs="Segoe UI"/>
+          <w:color w:val="404040"/>
+        </w:rPr>
+        <w:t xml:space="preserve"> – </w:t>
+      </w:r>
+      <w:r>
+        <w:rPr>
+          <w:rStyle w:val="Forte"/>
+          <w:rFonts w:ascii="Segoe UI" w:eastAsiaTheme="majorEastAsia" w:hAnsi="Segoe UI" w:cs="Segoe UI"/>
+          <w:color w:val="404040"/>
+        </w:rPr>
+        <w:t>Manter Perfil</w:t>
       </w:r>
       <w:r>
         <w:rPr>
@@ -2947,6 +2972,7 @@
         <w:t>.</w:t>
       </w:r>
     </w:p>
+    <w:bookmarkEnd w:id="5"/>
     <w:p/>
     <w:p>
       <w:pPr>
@@ -2963,7 +2989,7 @@
           <w:szCs w:val="34"/>
         </w:rPr>
       </w:pPr>
-      <w:bookmarkStart w:id="5" w:name="_Toc201324616"/>
+      <w:bookmarkStart w:id="6" w:name="_Toc201324616"/>
       <w:r>
         <w:rPr>
           <w:rStyle w:val="Forte"/>
@@ -2976,7 +3002,7 @@
         </w:rPr>
         <w:t>5. Fluxos Alternativos</w:t>
       </w:r>
-      <w:bookmarkEnd w:id="5"/>
+      <w:bookmarkEnd w:id="6"/>
     </w:p>
     <w:p>
       <w:pPr>
@@ -3103,7 +3129,7 @@
           <w:szCs w:val="34"/>
         </w:rPr>
       </w:pPr>
-      <w:bookmarkStart w:id="6" w:name="_Toc201324617"/>
+      <w:bookmarkStart w:id="7" w:name="_Toc201324617"/>
       <w:r>
         <w:rPr>
           <w:rStyle w:val="Forte"/>
@@ -3116,7 +3142,7 @@
         </w:rPr>
         <w:t>6. Pós-condições</w:t>
       </w:r>
-      <w:bookmarkEnd w:id="6"/>
+      <w:bookmarkEnd w:id="7"/>
     </w:p>
     <w:p>
       <w:pPr>
@@ -3186,7 +3212,7 @@
           <w:szCs w:val="34"/>
         </w:rPr>
       </w:pPr>
-      <w:bookmarkStart w:id="7" w:name="_Toc201324618"/>
+      <w:bookmarkStart w:id="8" w:name="_Toc201324618"/>
       <w:r>
         <w:rPr>
           <w:rStyle w:val="Forte"/>
@@ -3199,7 +3225,7 @@
         </w:rPr>
         <w:t>7. Regras de Negócio</w:t>
       </w:r>
-      <w:bookmarkEnd w:id="7"/>
+      <w:bookmarkEnd w:id="8"/>
     </w:p>
     <w:tbl>
       <w:tblPr>
